--- a/Proyecto/report/memoria.docx
+++ b/Proyecto/report/memoria.docx
@@ -315,7 +315,15 @@
               <w:t xml:space="preserve">, </w:t>
             </w:r>
             <w:r>
-              <w:t xml:space="preserve">High School, Master, </w:t>
+              <w:t xml:space="preserve">High School, </w:t>
+            </w:r>
+            <w:proofErr w:type="gramStart"/>
+            <w:r>
+              <w:t>Master</w:t>
+            </w:r>
+            <w:proofErr w:type="gramEnd"/>
+            <w:r>
+              <w:t xml:space="preserve">, </w:t>
             </w:r>
             <w:proofErr w:type="spellStart"/>
             <w:r>
@@ -826,7 +834,15 @@
     </w:p>
     <w:p>
       <w:r>
-        <w:t>Como análisis complementario se aplicará el algoritmo K-Means sobre el conjunto de datos con el objetivo de descubrir si los solicitantes de préstamos se agrupan de forma natural en función de sus características financieras y personales. Esto permitirá explorar la estructura interna de los datos y comprobar si dichos grupos guardan relación con la variable loan_status, aportando una perspectiva adicional antes del entrenamiento de los modelos supervisados.</w:t>
+        <w:t>Como análisis complementario se aplicará el algoritmo K-Means sobre el conjunto de datos con el objetivo de descubrir si los solicitantes de préstamos se agrupan de forma natural en función de sus características financieras y personales. Esto permitirá explorar la estructura interna de los datos y comprobar si dichos grupos guardan relación con la variable loan_</w:t>
+      </w:r>
+      <w:proofErr w:type="gramStart"/>
+      <w:r>
+        <w:t>status</w:t>
+      </w:r>
+      <w:proofErr w:type="gramEnd"/>
+      <w:r>
+        <w:t>, aportando una perspectiva adicional antes del entrenamiento de los modelos supervisados.</w:t>
       </w:r>
     </w:p>
     <w:p/>
@@ -1346,15 +1362,7 @@
     </w:p>
     <w:p>
       <w:r>
-        <w:t xml:space="preserve">Para resolver este problema, voy a implementar una red neuronal con </w:t>
-      </w:r>
-      <w:proofErr w:type="spellStart"/>
-      <w:r>
-        <w:t>numpy</w:t>
-      </w:r>
-      <w:proofErr w:type="spellEnd"/>
-      <w:r>
-        <w:t xml:space="preserve"> </w:t>
+        <w:t xml:space="preserve">Para resolver este problema, voy a implementar una red neuronal con numpy </w:t>
       </w:r>
       <w:r>
         <w:t>con</w:t>
@@ -1471,10 +1479,116 @@
     </w:p>
     <w:p>
       <w:r>
-        <w:t>Conforme se avance en clase</w:t>
-      </w:r>
-      <w:r>
-        <w:t xml:space="preserve"> iré completando esta sección.</w:t>
+        <w:t xml:space="preserve">El desbalanceo de clases hace que rápidamente se </w:t>
+      </w:r>
+      <w:proofErr w:type="spellStart"/>
+      <w:r>
+        <w:t>de</w:t>
+      </w:r>
+      <w:proofErr w:type="spellEnd"/>
+      <w:r>
+        <w:t xml:space="preserve"> cuenta de que prediciendo siempre 0 va a acertar el 77,8% de las veces, por lo que para </w:t>
+      </w:r>
+      <w:proofErr w:type="spellStart"/>
+      <w:r>
+        <w:t>evualuarlo</w:t>
+      </w:r>
+      <w:proofErr w:type="spellEnd"/>
+      <w:r>
+        <w:t xml:space="preserve">, no nos vale con un simple </w:t>
+      </w:r>
+      <w:proofErr w:type="spellStart"/>
+      <w:r>
+        <w:t>accuraccy</w:t>
+      </w:r>
+      <w:proofErr w:type="spellEnd"/>
+      <w:r>
+        <w:t>, en el proyecto se va a usar la técnica de validación cruzada y matrices de confusión para evaluarlo con precisión</w:t>
+      </w:r>
+      <w:r>
+        <w:t>, además hay que tener en cuenta que, cuando tienes impagos anteriores, la probabilidad de conseguir el crédito es exactamente 0%, esto me da pie a incluir una regla determinista, reduciendo una dimensión del modelo y dejando más limpio el resto de datos.</w:t>
+      </w:r>
+      <w:r>
+        <w:br/>
+      </w:r>
+      <w:r>
+        <w:br/>
+      </w:r>
+      <w:r>
+        <w:br/>
+        <w:t xml:space="preserve">Antes del de que se prediga, se debe separar el </w:t>
+      </w:r>
+      <w:proofErr w:type="spellStart"/>
+      <w:r>
+        <w:t>dataset</w:t>
+      </w:r>
+      <w:proofErr w:type="spellEnd"/>
+      <w:r>
+        <w:t>, entre los que tienen impagos y los que no, de forma que, los tengan impago, ni pasen por el modelo.</w:t>
+      </w:r>
+      <w:r>
+        <w:br/>
+      </w:r>
+      <w:r>
+        <w:br/>
+        <w:t>La pregunta es, el modelo es capaz de aprender esto mismo y no tiene sentido borrarlo, porque el modelo es capaz de saber que impago=0 y aprovecharlo con el resto de variables???</w:t>
+      </w:r>
+    </w:p>
+    <w:p/>
+    <w:p/>
+    <w:p/>
+    <w:p/>
+    <w:p/>
+    <w:p/>
+    <w:p/>
+    <w:p/>
+    <w:p/>
+    <w:p/>
+    <w:p/>
+    <w:p/>
+    <w:p/>
+    <w:p/>
+    <w:p/>
+    <w:p>
+      <w:proofErr w:type="spellStart"/>
+      <w:r>
+        <w:lastRenderedPageBreak/>
+        <w:t>Promt</w:t>
+      </w:r>
+      <w:proofErr w:type="spellEnd"/>
+      <w:r>
+        <w:t xml:space="preserve"> </w:t>
+      </w:r>
+      <w:proofErr w:type="spellStart"/>
+      <w:r>
+        <w:t>chatgpt</w:t>
+      </w:r>
+      <w:proofErr w:type="spellEnd"/>
+      <w:r>
+        <w:t>:</w:t>
+      </w:r>
+      <w:r>
+        <w:br/>
+      </w:r>
+    </w:p>
+    <w:p>
+      <w:r>
+        <w:t>NO MODIFIQUES CODIGO.</w:t>
+      </w:r>
+      <w:r>
+        <w:br/>
+      </w:r>
+      <w:r>
+        <w:br/>
+        <w:t xml:space="preserve">Como puedes ver en /data estoy tratando con un </w:t>
+      </w:r>
+      <w:proofErr w:type="spellStart"/>
+      <w:r>
+        <w:t>dataset</w:t>
+      </w:r>
+      <w:proofErr w:type="spellEnd"/>
+      <w:r>
+        <w:t xml:space="preserve"> </w:t>
       </w:r>
     </w:p>
     <w:sectPr>

--- a/Proyecto/report/memoria.docx
+++ b/Proyecto/report/memoria.docx
@@ -1479,6 +1479,13 @@
     </w:p>
     <w:p>
       <w:r>
+        <w:br/>
+        <w:t>Aquí va todo lo que tengo que añadir a la memoria (cambios)</w:t>
+      </w:r>
+      <w:r>
+        <w:br/>
+      </w:r>
+      <w:r>
         <w:t xml:space="preserve">El desbalanceo de clases hace que rápidamente se </w:t>
       </w:r>
       <w:proofErr w:type="spellStart"/>
@@ -1532,6 +1539,49 @@
       <w:r>
         <w:br/>
         <w:t>La pregunta es, el modelo es capaz de aprender esto mismo y no tiene sentido borrarlo, porque el modelo es capaz de saber que impago=0 y aprovecharlo con el resto de variables???</w:t>
+      </w:r>
+    </w:p>
+    <w:p/>
+    <w:p>
+      <w:r>
+        <w:t xml:space="preserve">Preprocesado: por la parte de </w:t>
+      </w:r>
+      <w:proofErr w:type="spellStart"/>
+      <w:r>
+        <w:t>X_test</w:t>
+      </w:r>
+      <w:proofErr w:type="spellEnd"/>
+      <w:r>
+        <w:t xml:space="preserve">, se borran las filas de defaults=yes, y luego se borra la columna defaults completa, de forma que, se quede un </w:t>
+      </w:r>
+      <w:proofErr w:type="spellStart"/>
+      <w:r>
+        <w:t>dataset</w:t>
+      </w:r>
+      <w:proofErr w:type="spellEnd"/>
+      <w:r>
+        <w:t xml:space="preserve"> con todas las filas en las que el default era No, pero ahora con una dimensión menos.</w:t>
+      </w:r>
+      <w:r>
+        <w:br/>
+      </w:r>
+      <w:r>
+        <w:br/>
+        <w:t>Entreno el modelo para sacarle la mejor precisión que pueda, y luego cuando ya tenga que predecir (datos con la columna default intacta) sigo este flujo:</w:t>
+      </w:r>
+      <w:r>
+        <w:br/>
+      </w:r>
+      <w:r>
+        <w:br/>
+        <w:t>Si yes -&gt; denegado, si No -&gt; lo que diga el modelo</w:t>
+      </w:r>
+      <w:r>
+        <w:br/>
+      </w:r>
+      <w:r>
+        <w:br/>
+        <w:t>Hago el conteo de aciertos y fallos y saco la precisión</w:t>
       </w:r>
     </w:p>
     <w:p/>
@@ -1552,7 +1602,6 @@
     <w:p>
       <w:proofErr w:type="spellStart"/>
       <w:r>
-        <w:lastRenderedPageBreak/>
         <w:t>Promt</w:t>
       </w:r>
       <w:proofErr w:type="spellEnd"/>

--- a/Proyecto/report/memoria.docx
+++ b/Proyecto/report/memoria.docx
@@ -1583,6 +1583,115 @@
         <w:br/>
         <w:t>Hago el conteo de aciertos y fallos y saco la precisión</w:t>
       </w:r>
+      <w:r>
+        <w:t>.</w:t>
+      </w:r>
+      <w:r>
+        <w:br/>
+      </w:r>
+      <w:r>
+        <w:br/>
+        <w:t xml:space="preserve">Quitar el género en los préstamos es </w:t>
+      </w:r>
+      <w:proofErr w:type="spellStart"/>
+      <w:r>
+        <w:t>feature</w:t>
+      </w:r>
+      <w:proofErr w:type="spellEnd"/>
+      <w:r>
+        <w:t xml:space="preserve"> </w:t>
+      </w:r>
+      <w:proofErr w:type="spellStart"/>
+      <w:r>
+        <w:t>engineering</w:t>
+      </w:r>
+      <w:proofErr w:type="spellEnd"/>
+      <w:r>
+        <w:t xml:space="preserve">, al igual que asumir que </w:t>
+      </w:r>
+      <w:r>
+        <w:t xml:space="preserve">si has tenido impagos, </w:t>
+      </w:r>
+      <w:r>
+        <w:t xml:space="preserve">se te va a rechazar automáticamente. </w:t>
+      </w:r>
+    </w:p>
+    <w:p/>
+    <w:p>
+      <w:proofErr w:type="gramStart"/>
+      <w:r>
+        <w:t>Proponer como experimento, aumenta la precisión si dejamos a un lado la ética??</w:t>
+      </w:r>
+      <w:proofErr w:type="gramEnd"/>
+    </w:p>
+    <w:p>
+      <w:r>
+        <w:t xml:space="preserve">Se puede reducir la dimensión del </w:t>
+      </w:r>
+      <w:proofErr w:type="spellStart"/>
+      <w:proofErr w:type="gramStart"/>
+      <w:r>
+        <w:t>dataset</w:t>
+      </w:r>
+      <w:proofErr w:type="spellEnd"/>
+      <w:r>
+        <w:t>??.</w:t>
+      </w:r>
+      <w:proofErr w:type="gramEnd"/>
+    </w:p>
+    <w:p>
+      <w:r>
+        <w:lastRenderedPageBreak/>
+        <w:t>Alto es un 99%, 90% es malo, hay que mejorarlo.</w:t>
+      </w:r>
+      <w:r>
+        <w:br/>
+      </w:r>
+    </w:p>
+    <w:p>
+      <w:proofErr w:type="spellStart"/>
+      <w:r>
+        <w:t>Clustering</w:t>
+      </w:r>
+      <w:proofErr w:type="spellEnd"/>
+      <w:r>
+        <w:t xml:space="preserve"> + </w:t>
+      </w:r>
+      <w:proofErr w:type="spellStart"/>
+      <w:r>
+        <w:t>feature</w:t>
+      </w:r>
+      <w:proofErr w:type="spellEnd"/>
+      <w:r>
+        <w:t xml:space="preserve"> </w:t>
+      </w:r>
+      <w:proofErr w:type="spellStart"/>
+      <w:r>
+        <w:t>engineering</w:t>
+      </w:r>
+      <w:proofErr w:type="spellEnd"/>
+      <w:r>
+        <w:t xml:space="preserve"> + </w:t>
+      </w:r>
+      <w:r>
+        <w:t xml:space="preserve">Deep </w:t>
+      </w:r>
+      <w:proofErr w:type="spellStart"/>
+      <w:r>
+        <w:t>nn</w:t>
+      </w:r>
+      <w:proofErr w:type="spellEnd"/>
+      <w:r>
+        <w:t xml:space="preserve"> (extras) + </w:t>
+      </w:r>
+      <w:proofErr w:type="spellStart"/>
+      <w:r>
+        <w:t>gridsearch</w:t>
+      </w:r>
+      <w:proofErr w:type="spellEnd"/>
+      <w:r>
+        <w:t>.</w:t>
+      </w:r>
     </w:p>
     <w:p/>
     <w:p/>
@@ -1598,44 +1707,7 @@
     <w:p/>
     <w:p/>
     <w:p/>
-    <w:p/>
-    <w:p>
-      <w:proofErr w:type="spellStart"/>
-      <w:r>
-        <w:t>Promt</w:t>
-      </w:r>
-      <w:proofErr w:type="spellEnd"/>
-      <w:r>
-        <w:t xml:space="preserve"> </w:t>
-      </w:r>
-      <w:proofErr w:type="spellStart"/>
-      <w:r>
-        <w:t>chatgpt</w:t>
-      </w:r>
-      <w:proofErr w:type="spellEnd"/>
-      <w:r>
-        <w:t>:</w:t>
-      </w:r>
-      <w:r>
-        <w:br/>
-      </w:r>
-    </w:p>
-    <w:p>
-      <w:r>
-        <w:t>NO MODIFIQUES CODIGO.</w:t>
-      </w:r>
-      <w:r>
-        <w:br/>
-      </w:r>
-      <w:r>
-        <w:br/>
-        <w:t xml:space="preserve">Como puedes ver en /data estoy tratando con un </w:t>
-      </w:r>
-      <w:proofErr w:type="spellStart"/>
-      <w:r>
-        <w:t>dataset</w:t>
-      </w:r>
-      <w:proofErr w:type="spellEnd"/>
+    <w:p>
       <w:r>
         <w:t xml:space="preserve"> </w:t>
       </w:r>

--- a/Proyecto/report/memoria.docx
+++ b/Proyecto/report/memoria.docx
@@ -1691,6 +1691,16 @@
       <w:proofErr w:type="spellEnd"/>
       <w:r>
         <w:t>.</w:t>
+      </w:r>
+      <w:r>
+        <w:br/>
+      </w:r>
+      <w:r>
+        <w:br/>
+      </w:r>
+      <w:r>
+        <w:br/>
+        <w:t>Voy a probar con SMOTE para rellenar la clase minoritaria</w:t>
       </w:r>
     </w:p>
     <w:p/>

--- a/Proyecto/report/memoria.docx
+++ b/Proyecto/report/memoria.docx
@@ -710,7 +710,7 @@
           </w:tcPr>
           <w:p>
             <w:r>
-              <w:t>Prestamos Anteriores</w:t>
+              <w:t>Impagos Registrados</w:t>
             </w:r>
           </w:p>
         </w:tc>

--- a/Proyecto/report/memoria.docx
+++ b/Proyecto/report/memoria.docx
@@ -847,6 +847,12 @@
     </w:p>
     <w:p/>
     <w:p>
+      <w:r>
+        <w:t>Para el análisis exploratorio se ha analizado cada variable de forma unitaria, y en conjunto</w:t>
+      </w:r>
+    </w:p>
+    <w:p/>
+    <w:p>
       <w:pPr>
         <w:pStyle w:val="Ttulo2"/>
         <w:jc w:val="center"/>
@@ -1187,6 +1193,7 @@
           </w:tcPr>
           <w:p>
             <w:r>
+              <w:lastRenderedPageBreak/>
               <w:t>Propósito</w:t>
             </w:r>
           </w:p>
@@ -1285,7 +1292,6 @@
         <w:jc w:val="center"/>
       </w:pPr>
       <w:r>
-        <w:lastRenderedPageBreak/>
         <w:t>Regresión logística</w:t>
       </w:r>
     </w:p>
@@ -1435,6 +1441,7 @@
     </w:p>
     <w:p>
       <w:r>
+        <w:lastRenderedPageBreak/>
         <w:t>Posterior y experimentalmente</w:t>
       </w:r>
       <w:r>
@@ -1620,6 +1627,7 @@
     <w:p>
       <w:proofErr w:type="gramStart"/>
       <w:r>
+        <w:lastRenderedPageBreak/>
         <w:t>Proponer como experimento, aumenta la precisión si dejamos a un lado la ética??</w:t>
       </w:r>
       <w:proofErr w:type="gramEnd"/>
@@ -1641,7 +1649,6 @@
     </w:p>
     <w:p>
       <w:r>
-        <w:lastRenderedPageBreak/>
         <w:t>Alto es un 99%, 90% es malo, hay que mejorarlo.</w:t>
       </w:r>
       <w:r>
